--- a/03_Outputs/final scripts/es/Module 4/4.4.0-es.docx
+++ b/03_Outputs/final scripts/es/Module 4/4.4.0-es.docx
@@ -4,7 +4,7 @@
   <w:body>
     <w:p>
       <w:r>
-        <w:t xml:space="preserve">Bienvenido al Capítulo 4: Instrumentos Financieros Innovadores para Energías Renovables  </w:t>
+        <w:t xml:space="preserve">Bienvenido al Capítulo 4: Instrumentos Financieros Innovadores para la Energía Renovable  </w:t>
       </w:r>
     </w:p>
     <w:p>

--- a/03_Outputs/final scripts/es/Module 4/4.4.0-es.docx
+++ b/03_Outputs/final scripts/es/Module 4/4.4.0-es.docx
@@ -19,7 +19,7 @@
     </w:p>
     <w:p>
       <w:r>
-        <w:t xml:space="preserve">Los mecanismos de fijación de precios del carbono—sistemas de comercio de emisiones y impuestos al carbono—crean incentivos para reducir las emisiones. Su éxito depende de un diseño efectivo, una verificación rigurosa y salvaguardas contra el lavado verde.  </w:t>
+        <w:t xml:space="preserve">Los mecanismos de fijación de precios del carbono—sistemas de comercio de emisiones e impuestos al carbono—crean incentivos para reducir las emisiones. Su éxito depende de un diseño efectivo, una verificación rigurosa y salvaguardas contra el lavado verde.  </w:t>
       </w:r>
     </w:p>
     <w:p>
